--- a/haccp/HACCP_IGS_Sansepolcro.docx
+++ b/haccp/HACCP_IGS_Sansepolcro.docx
@@ -1623,6 +1623,41 @@
                 <w:szCs w:val="18"/>
               </w:rPr>
               <w:t xml:space="preserve">Legale rappresentante: Sig. Infante Antonio – Presidente del CdA e Amministratore Delegato</w:t>
+            </w:r>
+          </w:p>
+        </w:tc>
+      </w:tr>
+      <w:tr>
+        <w:trPr>
+          <w:tblHeader w:val="false"/>
+        </w:trPr>
+        <w:tc>
+          <w:tcPr>
+            <w:tcW w:type="dxa" w:w="9638"/>
+            <w:tcBorders>
+              <w:top w:val="single" w:color="808080" w:sz="4"/>
+              <w:left w:val="single" w:color="808080" w:sz="4"/>
+              <w:bottom w:val="single" w:color="808080" w:sz="4"/>
+              <w:right w:val="single" w:color="808080" w:sz="4"/>
+            </w:tcBorders>
+            <w:tcMar>
+              <w:top w:type="dxa" w:w="50"/>
+              <w:left w:type="dxa" w:w="90"/>
+              <w:bottom w:type="dxa" w:w="50"/>
+              <w:right w:type="dxa" w:w="90"/>
+            </w:tcMar>
+            <w:vAlign w:val="center"/>
+          </w:tcPr>
+          <w:p>
+            <w:pPr>
+              <w:jc w:val="left"/>
+            </w:pPr>
+            <w:r>
+              <w:rPr>
+                <w:sz w:val="18"/>
+                <w:szCs w:val="18"/>
+              </w:rPr>
+              <w:t xml:space="preserve">Personale IGS della sede: Sig. Berghi Lorenzo – magazziniere; Sig. Cesari Luca – autista (patente B)</w:t>
             </w:r>
           </w:p>
         </w:tc>
@@ -6215,7 +6250,7 @@
         <w:jc w:val="both"/>
       </w:pPr>
       <w:r>
-        <w:t xml:space="preserve">Per IGS: Sig. Infante Antonio (Responsabile dell’autocontrollo) e personale di magazzino addetto al ricevimento e allo stoccaggio</w:t>
+        <w:t xml:space="preserve">Per IGS: Sig. Infante Antonio (Responsabile dell’autocontrollo) e Sig. Berghi Lorenzo (magazziniere, addetto al ricevimento e allo stoccaggio)</w:t>
       </w:r>
     </w:p>
     <w:p>
@@ -29654,7 +29689,7 @@
                 <w:sz w:val="16"/>
                 <w:szCs w:val="16"/>
               </w:rPr>
-              <w:t xml:space="preserve"> </w:t>
+              <w:t xml:space="preserve">Berghi Lorenzo</w:t>
             </w:r>
           </w:p>
         </w:tc>
@@ -29684,7 +29719,7 @@
                 <w:sz w:val="16"/>
                 <w:szCs w:val="16"/>
               </w:rPr>
-              <w:t xml:space="preserve"> </w:t>
+              <w:t xml:space="preserve">Magazziniere</w:t>
             </w:r>
           </w:p>
         </w:tc>
@@ -29840,7 +29875,7 @@
                 <w:sz w:val="16"/>
                 <w:szCs w:val="16"/>
               </w:rPr>
-              <w:t xml:space="preserve"> </w:t>
+              <w:t xml:space="preserve">Cesari Luca</w:t>
             </w:r>
           </w:p>
         </w:tc>
@@ -29870,7 +29905,7 @@
                 <w:sz w:val="16"/>
                 <w:szCs w:val="16"/>
               </w:rPr>
-              <w:t xml:space="preserve"> </w:t>
+              <w:t xml:space="preserve">Autista</w:t>
             </w:r>
           </w:p>
         </w:tc>
